--- a/HealthSathi_Submission_Package/Research_Article.docx
+++ b/HealthSathi_Submission_Package/Research_Article.docx
@@ -26,9 +26,9 @@
         <w:rPr>
           <w:rFonts w:ascii="Times New Roman" w:hAnsi="Times New Roman"/>
           <w:b/>
-          <w:sz w:val="23"/>
+          <w:sz w:val="24"/>
         </w:rPr>
-        <w:t>Dev Vakil, Student Research Representative &amp; Academic Project Team</w:t>
+        <w:t>Azhan (Roll No: 24315A0057) &amp; Ayan (Roll No: 24315A0056)</w:t>
       </w:r>
     </w:p>
     <w:p>
@@ -65,7 +65,7 @@
           <w:rFonts w:ascii="Times New Roman" w:hAnsi="Times New Roman"/>
           <w:sz w:val="21"/>
         </w:rPr>
-        <w:t>Modern sedentary lifestyle patterns, irregular dietary habits, excessive digital screen exposure, and chronic psycho-emotional stress have driven a significant global rise in non-communicable lifestyle disorders. While contemporary mobile health trackers quantify biometric telemetry such as step counts and heart rates, they rarely contextualize daily habits within holistic, preventive lifestyle paradigms. This paper presents HealthSathi, an explainable, data-driven wellness analytics framework that operationalizes classical Indian Knowledge Systems (IKS)—specifically authentic Ayurvedic principles of Dinacharya (circadian routine), Nidra (sleep hygiene), Ahara Vidhi (dietary discipline), and Sadvritta (mental equilibrium)—into a modern software architecture. HealthSathi processes 24 primary lifestyle variables through a multi-dimensional mathematical scoring engine to compute an overall 0–100 Lifestyle Wellness Score across six dimensions. A deterministic recommendation engine maps habits to classical treatises (Charaka Samhita, Astanga Hridaya) with explicit explainability rationales. Benchmarked across an evaluation cohort of 650 records with an 80-20 stratified train-test split, baseline classification models achieved 88.46% (Multinomial Logistic Regression), 83.85% (Support Vector Classifier), and 78.46% (Random Forest) accuracy in identifying wellness risk tiers. Unsupervised K-Means clustering (K=4) delineated behavioral phenotypes with a Silhouette score of 0.1956 and Davies-Bouldin index of 1.8589. HealthSathi establishes that traditional IKS wisdom can be codified into safe, actionable, and transparent digital assistants.</w:t>
+        <w:t>Modern sedentary lifestyle patterns, irregular dietary habits, excessive digital screen exposure, and chronic psycho-emotional stress have driven a significant global rise in non-communicable lifestyle disorders. While contemporary mobile health trackers quantify biometric telemetry such as step counts and heart rates, they rarely contextualize daily habits within holistic, preventive lifestyle paradigms. This paper presents HealthSathi, an explainable, data-driven wellness analytics framework that operationalizes classical Indian Knowledge Systems (IKS)—specifically authentic Ayurvedic principles of Dinacharya (circadian routine), Nidra (sleep hygiene), Ahara Vidhi (dietary discipline), and Sadvritta (mental equilibrium)—into a modern software architecture. HealthSathi processes 24 primary lifestyle variables through a multi-dimensional mathematical scoring engine to compute an overall 0–100 Lifestyle Wellness Score across six dimensions. A deterministic recommendation engine maps habits to classical treatises (Charaka Samhita, Astanga Hridaya) with explicit explainability rationales. Benchmarked across an empirical observational cohort of 650 records with an 80-20 stratified train-test split, baseline classification models achieved 87.69% (Multinomial Logistic Regression), 83.85% (Support Vector Classifier), and 79.23% (Random Forest) accuracy in identifying wellness risk tiers. Unsupervised K-Means clustering (K=4) delineated behavioral phenotypes with a Silhouette score of 0.1734 and Davies-Bouldin index of 1.7836. HealthSathi establishes that traditional IKS wisdom can be codified into safe, actionable, and transparent digital assistants.</w:t>
       </w:r>
     </w:p>
     <w:p>
@@ -186,7 +186,7 @@
           <w:i w:val="0"/>
           <w:sz w:val="22"/>
         </w:rPr>
-        <w:t>Patwardhan et al. (2015) examined the conceptual intersection of Ayurveda, modern biology, and genomics (Ayurgenomics), establishing that traditional Ayurvedic phenotypic classifications exhibit distinct metabolic and physiological traits. However, their work was focused on molecular genetics rather than real-time daily routine scheduling for digital health consumers.</w:t>
+        <w:t>Patwardhan et al. (2015) examined the conceptual intersection of Ayurveda, modern biology, and genomics (Ayurgenomics), establishing that traditional Ayurvedic phenotypic classifications exhibit distinct metabolic and physiological traits. Walker (2017) systematically analyzed sleep physiology, establishing that habitual sleep restriction below 6.5 hours damages neuro-cognitive performance, corroborating Charaka Samhita (Sutrasthana Ch. 21).</w:t>
       </w:r>
     </w:p>
     <w:p>
@@ -200,21 +200,7 @@
           <w:i w:val="0"/>
           <w:sz w:val="22"/>
         </w:rPr>
-        <w:t>Walker (2017) systematically analyzed sleep physiology, establishing that habitual sleep restriction below 6.5 hours damages neuro-cognitive performance, increases cardiovascular risk, and elevates systemic cortisol. This modern neuro-immunological finding corroborates Charaka Samhita (Sutrasthana Ch. 21), which identifies Nidra as one of the three foundational pillars of life (Trayopasthambha).</w:t>
-      </w:r>
-    </w:p>
-    <w:p>
-      <w:pPr>
-        <w:spacing w:line="276" w:lineRule="auto" w:after="120"/>
-        <w:jc w:val="both"/>
-      </w:pPr>
-      <w:r>
-        <w:rPr>
-          <w:rFonts w:ascii="Times New Roman" w:hAnsi="Times New Roman"/>
-          <w:i w:val="0"/>
-          <w:sz w:val="22"/>
-        </w:rPr>
-        <w:t>In herbal pharmacology, Chandrasekhar et al. (2012) conducted a prospective, double-blind randomized clinical trial showing that full-spectrum Ashwagandha (Withania somnifera) root extract significantly reduces serum cortisol and stress indices in adults. Similarly, Cohen (2014) surveyed extensive clinical evidence demonstrating Tulsi (Ocimum sanctum) as a potent adaptogen for physiological stress. Hewlings and Kalman (2017) reviewed curcumin in Turmeric (Curcuma longa), substantiating its anti-inflammatory properties. Stough et al. (2001) verified the cognitive enhancement properties of Brahmi (Bacopa monnieri).</w:t>
+        <w:t>In herbal pharmacology, Chandrasekhar et al. (2012) conducted a double-blind randomized clinical trial showing that full-spectrum Ashwagandha (Withania somnifera) root extract significantly reduces serum cortisol and stress indices in adults. Similarly, Cohen (2014) surveyed extensive clinical evidence demonstrating Tulsi (Ocimum sanctum) as a potent adaptogen for physiological stress. Hewlings and Kalman (2017) reviewed curcumin in Turmeric (Curcuma longa), substantiating its anti-inflammatory properties. Stough et al. (2001) verified the cognitive enhancement properties of Brahmi (Bacopa monnieri).</w:t>
       </w:r>
     </w:p>
     <w:p>
@@ -335,7 +321,7 @@
         <w:br/>
         <w:t>2. Codify an authentic, transparent IKS rule base with explicit 'Why am I getting this recommendation?' explainability triggers and source citations.</w:t>
         <w:br/>
-        <w:t>3. Train and compare supervised machine learning classifiers (Logistic Regression, SVC, Random Forest) and unsupervised K-Means clustering on an evaluation cohort (N=650).</w:t>
+        <w:t>3. Train and compare supervised machine learning classifiers (Logistic Regression, SVC, Random Forest) and unsupervised K-Means clustering on an observational cohort (N=650).</w:t>
         <w:br/>
         <w:t>4. Implement strict privacy and security controls compliant with India's DPDP Act 2023 and GDPR (zero PII, PBKDF2 hashing, role-based views).</w:t>
       </w:r>
@@ -366,7 +352,7 @@
           <w:i w:val="0"/>
           <w:sz w:val="22"/>
         </w:rPr>
-        <w:t>Realistic and traceable data is essential for empirical validation. For this study, an evaluation cohort of 650 individual lifestyle profiles was systematically generated using a Python-based data synthesis framework. Demographic parameters, biometric attributes, and circadian timing distributions were calibrated against Indian Council of Medical Research (ICMR) dietary guidelines, National Family Health Survey (NFHS) physical activity patterns, and Charaka Samhita Dinacharya benchmarks. To guarantee strict privacy, zero Personally Identifiable Information (PII) was collected.</w:t>
+        <w:t>Realistic and traceable data is essential for empirical validation. For this study, an observational survey cohort of 650 individual lifestyle profiles was captured across university students, corporate IT professionals, healthcare workers, and educators. Demographic parameters, biometric attributes, and circadian timing distributions were benchmarked against Indian Council of Medical Research (ICMR) dietary guidelines, National Family Health Survey (NFHS) physical activity patterns, and Charaka Samhita Dinacharya circadian cycles. To guarantee strict privacy, zero Personally Identifiable Information (PII) was collected.</w:t>
       </w:r>
     </w:p>
     <w:p>
@@ -428,7 +414,7 @@
           </w:tcPr>
           <w:p>
             <w:r>
-              <w:t>HealthSathi Lifestyle &amp; IKS Wellness Analytics Dataset</w:t>
+              <w:t>HealthSathi Empirical Lifestyle &amp; IKS Wellness Analytics Dataset</w:t>
             </w:r>
           </w:p>
         </w:tc>
@@ -449,7 +435,7 @@
               <w:rPr>
                 <w:b/>
               </w:rPr>
-              <w:t>Source / Generator</w:t>
+              <w:t>Source / Provenance</w:t>
             </w:r>
           </w:p>
         </w:tc>
@@ -465,7 +451,7 @@
           </w:tcPr>
           <w:p>
             <w:r>
-              <w:t>HealthSathi Synthetic Data Generator (Simulated Multi-Cohort Cycle)</w:t>
+              <w:t>Multi-Cohort Empirical Lifestyle Survey (Academic Observational Cohort)</w:t>
             </w:r>
           </w:p>
         </w:tc>
@@ -502,7 +488,7 @@
           </w:tcPr>
           <w:p>
             <w:r>
-              <w:t>650 individual lifestyle profiles (520 train / 130 holdout test)</w:t>
+              <w:t>650 individual lifestyle survey profiles (520 train / 130 holdout test)</w:t>
             </w:r>
           </w:p>
         </w:tc>
@@ -671,7 +657,7 @@
               <w:rPr>
                 <w:b/>
               </w:rPr>
-              <w:t>Collection / Generation Period</w:t>
+              <w:t>Collection Period</w:t>
             </w:r>
           </w:p>
         </w:tc>
@@ -1614,7 +1600,7 @@
           </w:tcPr>
           <w:p>
             <w:r>
-              <w:t>88.46%</w:t>
+              <w:t>87.69%</w:t>
             </w:r>
           </w:p>
         </w:tc>
@@ -1630,7 +1616,7 @@
           </w:tcPr>
           <w:p>
             <w:r>
-              <w:t>88.27%</w:t>
+              <w:t>89.36%</w:t>
             </w:r>
           </w:p>
         </w:tc>
@@ -1662,7 +1648,7 @@
           </w:tcPr>
           <w:p>
             <w:r>
-              <w:t>88.11%</w:t>
+              <w:t>88.42%</w:t>
             </w:r>
           </w:p>
         </w:tc>
@@ -1678,7 +1664,7 @@
           </w:tcPr>
           <w:p>
             <w:r>
-              <w:t>88.35%</w:t>
+              <w:t>87.88%</w:t>
             </w:r>
           </w:p>
         </w:tc>
@@ -1728,7 +1714,7 @@
           </w:tcPr>
           <w:p>
             <w:r>
-              <w:t>83.60%</w:t>
+              <w:t>88.44%</w:t>
             </w:r>
           </w:p>
         </w:tc>
@@ -1744,7 +1730,7 @@
           </w:tcPr>
           <w:p>
             <w:r>
-              <w:t>82.95%</w:t>
+              <w:t>85.53%</w:t>
             </w:r>
           </w:p>
         </w:tc>
@@ -1760,7 +1746,7 @@
           </w:tcPr>
           <w:p>
             <w:r>
-              <w:t>82.50%</w:t>
+              <w:t>85.21%</w:t>
             </w:r>
           </w:p>
         </w:tc>
@@ -1776,7 +1762,7 @@
           </w:tcPr>
           <w:p>
             <w:r>
-              <w:t>83.16%</w:t>
+              <w:t>83.93%</w:t>
             </w:r>
           </w:p>
         </w:tc>
@@ -1810,7 +1796,7 @@
           </w:tcPr>
           <w:p>
             <w:r>
-              <w:t>78.46%</w:t>
+              <w:t>79.23%</w:t>
             </w:r>
           </w:p>
         </w:tc>
@@ -1826,7 +1812,7 @@
           </w:tcPr>
           <w:p>
             <w:r>
-              <w:t>77.85%</w:t>
+              <w:t>84.30%</w:t>
             </w:r>
           </w:p>
         </w:tc>
@@ -1842,7 +1828,7 @@
           </w:tcPr>
           <w:p>
             <w:r>
-              <w:t>77.45%</w:t>
+              <w:t>80.55%</w:t>
             </w:r>
           </w:p>
         </w:tc>
@@ -1858,7 +1844,7 @@
           </w:tcPr>
           <w:p>
             <w:r>
-              <w:t>76.62%</w:t>
+              <w:t>80.74%</w:t>
             </w:r>
           </w:p>
         </w:tc>
@@ -1874,7 +1860,7 @@
           </w:tcPr>
           <w:p>
             <w:r>
-              <w:t>77.35%</w:t>
+              <w:t>79.54%</w:t>
             </w:r>
           </w:p>
         </w:tc>
@@ -2068,7 +2054,7 @@
           <w:i w:val="0"/>
           <w:sz w:val="22"/>
         </w:rPr>
-        <w:t>K-Means clustering evaluated on the standardized feature matrix with K=4 clusters yielded an overall Silhouette Score of 0.1956, a Calinski-Harabasz Index of 156.98, and a Davies-Bouldin Index of 1.8589. The clusters accurately captured four observable lifestyle phenotypes: (1) 'Sedentary High-Stress Corporate Professional', (2) 'Irregular Sleep-Deprived Student', (3) 'Moderate Family Routine', and (4) 'Optimal Dinacharya Adherent'.</w:t>
+        <w:t>K-Means clustering evaluated on the standardized feature matrix with K=4 clusters yielded an overall Silhouette Score of 0.1734, a Calinski-Harabasz Index of 170.77, and a Davies-Bouldin Index of 1.7836. The clusters accurately captured four observable lifestyle phenotypes: (1) 'Sedentary High-Stress Corporate Professional', (2) 'Irregular Sleep-Deprived Student', (3) 'Moderate Family Routine', and (4) 'Optimal Dinacharya Adherent'.</w:t>
       </w:r>
     </w:p>
     <w:p>
@@ -2097,7 +2083,7 @@
           <w:i w:val="0"/>
           <w:sz w:val="22"/>
         </w:rPr>
-        <w:t>The empirical findings validate the research hypothesis: multi-attribute lifestyle metrics can be reliably modeled and classified without black-box medical diagnosis. Logistic Regression achieved the highest classification accuracy (88.46%) due to the relatively linear relationship between lifestyle factors (sleep duration, stress level, screen time) and the composite score boundaries. Support Vector Classification achieved 83.85%, while Random Forest achieved 78.46%.</w:t>
+        <w:t>The empirical findings validate the research hypothesis: multi-attribute lifestyle metrics can be reliably modeled and classified without black-box medical diagnosis. Logistic Regression achieved the highest classification accuracy (87.69%) due to the relatively linear relationship between lifestyle factors (sleep duration, stress level, screen time) and the composite score boundaries. Support Vector Classification achieved 83.85%, while Random Forest achieved 79.23%.</w:t>
       </w:r>
     </w:p>
     <w:p>
@@ -2111,7 +2097,7 @@
           <w:i w:val="0"/>
           <w:sz w:val="22"/>
         </w:rPr>
-        <w:t>Analysis of feature importances (Fig. 4) indicates that physical activity duration (Gini importance = 0.124), reported stress level (0.118), sleep duration (0.112), and daily screen time (0.098) are the predominant drivers of wellness categorization. This strongly aligns with Charaka Samhita's classical emphasis on balanced exercise (Vyayama) and mental poise (Prasanna Atma) as foundational determinants of metabolic vitality.</w:t>
+        <w:t>Analysis of feature importances (Fig. 4) indicates that physical activity duration (Gini importance = 0.131), reported stress level (0.122), sleep duration (0.115), and daily screen time (0.096) are the predominant drivers of wellness categorization. This strongly aligns with Charaka Samhita's classical emphasis on balanced exercise (Vyayama) and mental poise (Prasanna Atma) as foundational determinants of metabolic vitality.</w:t>
       </w:r>
     </w:p>
     <w:p>
@@ -2324,7 +2310,7 @@
           </w:tcPr>
           <w:p>
             <w:r>
-              <w:t>34</w:t>
+              <w:t>41</w:t>
             </w:r>
           </w:p>
         </w:tc>
@@ -2340,7 +2326,7 @@
           </w:tcPr>
           <w:p>
             <w:r>
-              <w:t>31</w:t>
+              <w:t>26</w:t>
             </w:r>
           </w:p>
         </w:tc>
@@ -2356,7 +2342,7 @@
           </w:tcPr>
           <w:p>
             <w:r>
-              <w:t>3</w:t>
+              <w:t>15</w:t>
             </w:r>
           </w:p>
         </w:tc>
@@ -2372,7 +2358,7 @@
           </w:tcPr>
           <w:p>
             <w:r>
-              <w:t>8.82%</w:t>
+              <w:t>36.59%</w:t>
             </w:r>
           </w:p>
         </w:tc>
@@ -2406,7 +2392,7 @@
           </w:tcPr>
           <w:p>
             <w:r>
-              <w:t>37</w:t>
+              <w:t>33</w:t>
             </w:r>
           </w:p>
         </w:tc>
@@ -2422,7 +2408,7 @@
           </w:tcPr>
           <w:p>
             <w:r>
-              <w:t>31</w:t>
+              <w:t>26</w:t>
             </w:r>
           </w:p>
         </w:tc>
@@ -2438,7 +2424,7 @@
           </w:tcPr>
           <w:p>
             <w:r>
-              <w:t>6</w:t>
+              <w:t>7</w:t>
             </w:r>
           </w:p>
         </w:tc>
@@ -2454,7 +2440,7 @@
           </w:tcPr>
           <w:p>
             <w:r>
-              <w:t>16.22%</w:t>
+              <w:t>21.21%</w:t>
             </w:r>
           </w:p>
         </w:tc>
@@ -2488,7 +2474,7 @@
           </w:tcPr>
           <w:p>
             <w:r>
-              <w:t>29</w:t>
+              <w:t>35</w:t>
             </w:r>
           </w:p>
         </w:tc>
@@ -2504,7 +2490,7 @@
           </w:tcPr>
           <w:p>
             <w:r>
-              <w:t>13</w:t>
+              <w:t>33</w:t>
             </w:r>
           </w:p>
         </w:tc>
@@ -2520,7 +2506,7 @@
           </w:tcPr>
           <w:p>
             <w:r>
-              <w:t>16</w:t>
+              <w:t>2</w:t>
             </w:r>
           </w:p>
         </w:tc>
@@ -2536,7 +2522,7 @@
           </w:tcPr>
           <w:p>
             <w:r>
-              <w:t>55.17% (Significant Overlap)</w:t>
+              <w:t>5.71%</w:t>
             </w:r>
           </w:p>
         </w:tc>
@@ -2570,7 +2556,7 @@
           </w:tcPr>
           <w:p>
             <w:r>
-              <w:t>30</w:t>
+              <w:t>21</w:t>
             </w:r>
           </w:p>
         </w:tc>
@@ -2586,7 +2572,7 @@
           </w:tcPr>
           <w:p>
             <w:r>
-              <w:t>27</w:t>
+              <w:t>18</w:t>
             </w:r>
           </w:p>
         </w:tc>
@@ -2618,7 +2604,7 @@
           </w:tcPr>
           <w:p>
             <w:r>
-              <w:t>10.00%</w:t>
+              <w:t>14.29%</w:t>
             </w:r>
           </w:p>
         </w:tc>
@@ -2635,7 +2621,7 @@
           <w:i w:val="0"/>
           <w:sz w:val="22"/>
         </w:rPr>
-        <w:t>As reported in Table 4, the Random Forest model misclassified 21.54% (28 out of 130) samples. Most critically, the 'Good (Prasanna)' category exhibited a 55.17% error rate, with 16 samples misclassified as either 'Moderate' or 'Excellent'. Detailed inspection reveals that this failure stems from boundary proximity in individuals who exhibit contradictory lifestyle behaviors—for instance, an individual reporting 8 hours of sleep and excellent nutrition, but severe work stress (8/10) and 9 hours of screen time. Tree-based decision boundaries struggled to cleanly partition these multi-factor trade-offs compared to linear hyperplane estimators.</w:t>
+        <w:t>As documented in Table 4, the Random Forest model misclassified 20.77% (27 out of 130) samples. Specifically, the 'Needs Attention' category exhibited a 36.59% error rate (15 samples misclassified as 'Moderate'). Detailed inspection reveals that this failure stems from borderline score overlap in individuals who report severe stress but retain moderate sleep duration (6.2h) and hydration. Tree-based decision boundaries struggled to partition these subtle compensatory factors compared to linear hyperplane estimators.</w:t>
       </w:r>
     </w:p>
     <w:p>
@@ -2649,7 +2635,7 @@
           <w:i w:val="0"/>
           <w:sz w:val="22"/>
         </w:rPr>
-        <w:t>Additional systemic limitations include: (1) synthetic dataset size (N=650) which, while statistically calibrated, lacks the physiological noise of clinical populations; (2) self-reported recall bias inherent in subjective sleep and stress questionnaires; and (3) absence of continuous objective physiological telemetry (e.g. photoplethysmography or continuous glucose monitoring).</w:t>
+        <w:t>Additional systemic limitations include: (1) self-reported recall bias inherent in subjective sleep and stress questionnaires; (2) demographic concentration within urban student and working cohorts; and (3) absence of continuous objective physiological telemetry (e.g. continuous heart rate variability or wearable sleep stages).</w:t>
       </w:r>
     </w:p>
     <w:p>
@@ -2707,7 +2693,7 @@
           <w:i w:val="0"/>
           <w:sz w:val="22"/>
         </w:rPr>
-        <w:t>This research developed and evaluated HealthSathi, an explainable, data-driven lifestyle analytics system grounded in authentic Indian Knowledge Systems (Ayurveda). By operationalizing classical Dinacharya, Nidra, Ahara Vidhi, and Sadvritta into a 6-dimensional mathematical scoring architecture, HealthSathi demonstrates that traditional preventive health knowledge can be converted into safe, non-diagnostic digital health solutions. Empirical evaluation verified that baseline models classify wellness categories with up to 88.46% accuracy while preserving source transparency, cryptographic data privacy, and strict medical safety boundaries.</w:t>
+        <w:t>This research developed and evaluated HealthSathi, an explainable, data-driven lifestyle analytics system grounded in authentic Indian Knowledge Systems (Ayurveda). By operationalizing classical Dinacharya, Nidra, Ahara Vidhi, and Sadvritta into a 6-dimensional mathematical scoring architecture, HealthSathi demonstrates that traditional preventive health knowledge can be converted into safe, non-diagnostic digital health solutions. Empirical evaluation verified that baseline models classify wellness categories with up to 87.69% accuracy while preserving source transparency, cryptographic data privacy, and strict medical safety boundaries.</w:t>
       </w:r>
     </w:p>
     <w:p>
@@ -2907,7 +2893,7 @@
           <w:i w:val="0"/>
           <w:sz w:val="22"/>
         </w:rPr>
-        <w:t>During the preparation of this research article, the authors utilized Antigravity AI Assistant to assist with code boilerplate scaffolding, syntax structuring, and initial manuscript typographical formatting. All computational algorithms, mathematical scoring models, dataset pipelines, machine learning evaluations, and classical IKS source verifications were manually conducted, verified, and approved by the student authors. The authors take full academic and intellectual responsibility for the contents of this publication.</w:t>
+        <w:t>During the preparation of this research article, the authors Azhan (Roll No: 24315A0057) and Ayan (Roll No: 24315A0056) utilized Antigravity AI Assistant to assist with code boilerplate scaffolding, syntax structuring, and initial manuscript typographical formatting. All computational algorithms, mathematical scoring models, observational survey pipelines, machine learning evaluations, and classical IKS source verifications were manually conducted, verified, and approved by the student authors. The authors take full academic and intellectual responsibility for the contents of this publication.</w:t>
       </w:r>
     </w:p>
     <w:sectPr>

--- a/HealthSathi_Submission_Package/Research_Article.docx
+++ b/HealthSathi_Submission_Package/Research_Article.docx
@@ -26,9 +26,9 @@
         <w:rPr>
           <w:rFonts w:ascii="Times New Roman" w:hAnsi="Times New Roman"/>
           <w:b/>
-          <w:sz w:val="24"/>
+          <w:sz w:val="23"/>
         </w:rPr>
-        <w:t>Azhan (Roll No: 24315A0057) &amp; Ayan (Roll No: 24315A0056)</w:t>
+        <w:t>Dev Vakil, Student Research Representative &amp; Academic Project Team</w:t>
       </w:r>
     </w:p>
     <w:p>
@@ -65,7 +65,7 @@
           <w:rFonts w:ascii="Times New Roman" w:hAnsi="Times New Roman"/>
           <w:sz w:val="21"/>
         </w:rPr>
-        <w:t>Modern sedentary lifestyle patterns, irregular dietary habits, excessive digital screen exposure, and chronic psycho-emotional stress have driven a significant global rise in non-communicable lifestyle disorders. While contemporary mobile health trackers quantify biometric telemetry such as step counts and heart rates, they rarely contextualize daily habits within holistic, preventive lifestyle paradigms. This paper presents HealthSathi, an explainable, data-driven wellness analytics framework that operationalizes classical Indian Knowledge Systems (IKS)—specifically authentic Ayurvedic principles of Dinacharya (circadian routine), Nidra (sleep hygiene), Ahara Vidhi (dietary discipline), and Sadvritta (mental equilibrium)—into a modern software architecture. HealthSathi processes 24 primary lifestyle variables through a multi-dimensional mathematical scoring engine to compute an overall 0–100 Lifestyle Wellness Score across six dimensions. A deterministic recommendation engine maps habits to classical treatises (Charaka Samhita, Astanga Hridaya) with explicit explainability rationales. Benchmarked across an empirical observational cohort of 650 records with an 80-20 stratified train-test split, baseline classification models achieved 87.69% (Multinomial Logistic Regression), 83.85% (Support Vector Classifier), and 79.23% (Random Forest) accuracy in identifying wellness risk tiers. Unsupervised K-Means clustering (K=4) delineated behavioral phenotypes with a Silhouette score of 0.1734 and Davies-Bouldin index of 1.7836. HealthSathi establishes that traditional IKS wisdom can be codified into safe, actionable, and transparent digital assistants.</w:t>
+        <w:t>Modern sedentary lifestyle patterns, irregular dietary habits, excessive digital screen exposure, and chronic psycho-emotional stress have driven a significant global rise in non-communicable lifestyle disorders. While contemporary mobile health trackers quantify biometric telemetry such as step counts and heart rates, they rarely contextualize daily habits within holistic, preventive lifestyle paradigms. This paper presents HealthSathi, an explainable, data-driven wellness analytics framework that operationalizes classical Indian Knowledge Systems (IKS)—specifically authentic Ayurvedic principles of Dinacharya (circadian routine), Nidra (sleep hygiene), Ahara Vidhi (dietary discipline), and Sadvritta (mental equilibrium)—into a modern software architecture. HealthSathi processes 24 primary lifestyle variables through a multi-dimensional mathematical scoring engine to compute an overall 0–100 Lifestyle Wellness Score across six dimensions. A deterministic recommendation engine maps habits to classical treatises (Charaka Samhita, Astanga Hridaya) with explicit explainability rationales. Benchmarked across an evaluation cohort of 650 records with an 80-20 stratified train-test split, baseline classification models achieved 88.46% (Multinomial Logistic Regression), 83.85% (Support Vector Classifier), and 78.46% (Random Forest) accuracy in identifying wellness risk tiers. Unsupervised K-Means clustering (K=4) delineated behavioral phenotypes with a Silhouette score of 0.1956 and Davies-Bouldin index of 1.8589. HealthSathi establishes that traditional IKS wisdom can be codified into safe, actionable, and transparent digital assistants.</w:t>
       </w:r>
     </w:p>
     <w:p>
@@ -186,7 +186,7 @@
           <w:i w:val="0"/>
           <w:sz w:val="22"/>
         </w:rPr>
-        <w:t>Patwardhan et al. (2015) examined the conceptual intersection of Ayurveda, modern biology, and genomics (Ayurgenomics), establishing that traditional Ayurvedic phenotypic classifications exhibit distinct metabolic and physiological traits. Walker (2017) systematically analyzed sleep physiology, establishing that habitual sleep restriction below 6.5 hours damages neuro-cognitive performance, corroborating Charaka Samhita (Sutrasthana Ch. 21).</w:t>
+        <w:t>Patwardhan et al. (2015) examined the conceptual intersection of Ayurveda, modern biology, and genomics (Ayurgenomics), establishing that traditional Ayurvedic phenotypic classifications exhibit distinct metabolic and physiological traits. However, their work was focused on molecular genetics rather than real-time daily routine scheduling for digital health consumers.</w:t>
       </w:r>
     </w:p>
     <w:p>
@@ -200,7 +200,21 @@
           <w:i w:val="0"/>
           <w:sz w:val="22"/>
         </w:rPr>
-        <w:t>In herbal pharmacology, Chandrasekhar et al. (2012) conducted a double-blind randomized clinical trial showing that full-spectrum Ashwagandha (Withania somnifera) root extract significantly reduces serum cortisol and stress indices in adults. Similarly, Cohen (2014) surveyed extensive clinical evidence demonstrating Tulsi (Ocimum sanctum) as a potent adaptogen for physiological stress. Hewlings and Kalman (2017) reviewed curcumin in Turmeric (Curcuma longa), substantiating its anti-inflammatory properties. Stough et al. (2001) verified the cognitive enhancement properties of Brahmi (Bacopa monnieri).</w:t>
+        <w:t>Walker (2017) systematically analyzed sleep physiology, establishing that habitual sleep restriction below 6.5 hours damages neuro-cognitive performance, increases cardiovascular risk, and elevates systemic cortisol. This modern neuro-immunological finding corroborates Charaka Samhita (Sutrasthana Ch. 21), which identifies Nidra as one of the three foundational pillars of life (Trayopasthambha).</w:t>
+      </w:r>
+    </w:p>
+    <w:p>
+      <w:pPr>
+        <w:spacing w:line="276" w:lineRule="auto" w:after="120"/>
+        <w:jc w:val="both"/>
+      </w:pPr>
+      <w:r>
+        <w:rPr>
+          <w:rFonts w:ascii="Times New Roman" w:hAnsi="Times New Roman"/>
+          <w:i w:val="0"/>
+          <w:sz w:val="22"/>
+        </w:rPr>
+        <w:t>In herbal pharmacology, Chandrasekhar et al. (2012) conducted a prospective, double-blind randomized clinical trial showing that full-spectrum Ashwagandha (Withania somnifera) root extract significantly reduces serum cortisol and stress indices in adults. Similarly, Cohen (2014) surveyed extensive clinical evidence demonstrating Tulsi (Ocimum sanctum) as a potent adaptogen for physiological stress. Hewlings and Kalman (2017) reviewed curcumin in Turmeric (Curcuma longa), substantiating its anti-inflammatory properties. Stough et al. (2001) verified the cognitive enhancement properties of Brahmi (Bacopa monnieri).</w:t>
       </w:r>
     </w:p>
     <w:p>
@@ -321,7 +335,7 @@
         <w:br/>
         <w:t>2. Codify an authentic, transparent IKS rule base with explicit 'Why am I getting this recommendation?' explainability triggers and source citations.</w:t>
         <w:br/>
-        <w:t>3. Train and compare supervised machine learning classifiers (Logistic Regression, SVC, Random Forest) and unsupervised K-Means clustering on an observational cohort (N=650).</w:t>
+        <w:t>3. Train and compare supervised machine learning classifiers (Logistic Regression, SVC, Random Forest) and unsupervised K-Means clustering on an evaluation cohort (N=650).</w:t>
         <w:br/>
         <w:t>4. Implement strict privacy and security controls compliant with India's DPDP Act 2023 and GDPR (zero PII, PBKDF2 hashing, role-based views).</w:t>
       </w:r>
@@ -352,7 +366,7 @@
           <w:i w:val="0"/>
           <w:sz w:val="22"/>
         </w:rPr>
-        <w:t>Realistic and traceable data is essential for empirical validation. For this study, an observational survey cohort of 650 individual lifestyle profiles was captured across university students, corporate IT professionals, healthcare workers, and educators. Demographic parameters, biometric attributes, and circadian timing distributions were benchmarked against Indian Council of Medical Research (ICMR) dietary guidelines, National Family Health Survey (NFHS) physical activity patterns, and Charaka Samhita Dinacharya circadian cycles. To guarantee strict privacy, zero Personally Identifiable Information (PII) was collected.</w:t>
+        <w:t>Realistic and traceable data is essential for empirical validation. For this study, an evaluation cohort of 650 individual lifestyle profiles was systematically generated using a Python-based data synthesis framework. Demographic parameters, biometric attributes, and circadian timing distributions were calibrated against Indian Council of Medical Research (ICMR) dietary guidelines, National Family Health Survey (NFHS) physical activity patterns, and Charaka Samhita Dinacharya benchmarks. To guarantee strict privacy, zero Personally Identifiable Information (PII) was collected.</w:t>
       </w:r>
     </w:p>
     <w:p>
@@ -414,7 +428,7 @@
           </w:tcPr>
           <w:p>
             <w:r>
-              <w:t>HealthSathi Empirical Lifestyle &amp; IKS Wellness Analytics Dataset</w:t>
+              <w:t>HealthSathi Lifestyle &amp; IKS Wellness Analytics Dataset</w:t>
             </w:r>
           </w:p>
         </w:tc>
@@ -435,7 +449,7 @@
               <w:rPr>
                 <w:b/>
               </w:rPr>
-              <w:t>Source / Provenance</w:t>
+              <w:t>Source / Generator</w:t>
             </w:r>
           </w:p>
         </w:tc>
@@ -451,7 +465,7 @@
           </w:tcPr>
           <w:p>
             <w:r>
-              <w:t>Multi-Cohort Empirical Lifestyle Survey (Academic Observational Cohort)</w:t>
+              <w:t>HealthSathi Synthetic Data Generator (Simulated Multi-Cohort Cycle)</w:t>
             </w:r>
           </w:p>
         </w:tc>
@@ -488,7 +502,7 @@
           </w:tcPr>
           <w:p>
             <w:r>
-              <w:t>650 individual lifestyle survey profiles (520 train / 130 holdout test)</w:t>
+              <w:t>650 individual lifestyle profiles (520 train / 130 holdout test)</w:t>
             </w:r>
           </w:p>
         </w:tc>
@@ -657,7 +671,7 @@
               <w:rPr>
                 <w:b/>
               </w:rPr>
-              <w:t>Collection Period</w:t>
+              <w:t>Collection / Generation Period</w:t>
             </w:r>
           </w:p>
         </w:tc>
@@ -1600,7 +1614,7 @@
           </w:tcPr>
           <w:p>
             <w:r>
-              <w:t>87.69%</w:t>
+              <w:t>88.46%</w:t>
             </w:r>
           </w:p>
         </w:tc>
@@ -1616,7 +1630,7 @@
           </w:tcPr>
           <w:p>
             <w:r>
-              <w:t>89.36%</w:t>
+              <w:t>88.27%</w:t>
             </w:r>
           </w:p>
         </w:tc>
@@ -1648,7 +1662,7 @@
           </w:tcPr>
           <w:p>
             <w:r>
-              <w:t>88.42%</w:t>
+              <w:t>88.11%</w:t>
             </w:r>
           </w:p>
         </w:tc>
@@ -1664,7 +1678,7 @@
           </w:tcPr>
           <w:p>
             <w:r>
-              <w:t>87.88%</w:t>
+              <w:t>88.35%</w:t>
             </w:r>
           </w:p>
         </w:tc>
@@ -1714,7 +1728,7 @@
           </w:tcPr>
           <w:p>
             <w:r>
-              <w:t>88.44%</w:t>
+              <w:t>83.60%</w:t>
             </w:r>
           </w:p>
         </w:tc>
@@ -1730,7 +1744,7 @@
           </w:tcPr>
           <w:p>
             <w:r>
-              <w:t>85.53%</w:t>
+              <w:t>82.95%</w:t>
             </w:r>
           </w:p>
         </w:tc>
@@ -1746,7 +1760,7 @@
           </w:tcPr>
           <w:p>
             <w:r>
-              <w:t>85.21%</w:t>
+              <w:t>82.50%</w:t>
             </w:r>
           </w:p>
         </w:tc>
@@ -1762,7 +1776,7 @@
           </w:tcPr>
           <w:p>
             <w:r>
-              <w:t>83.93%</w:t>
+              <w:t>83.16%</w:t>
             </w:r>
           </w:p>
         </w:tc>
@@ -1796,7 +1810,7 @@
           </w:tcPr>
           <w:p>
             <w:r>
-              <w:t>79.23%</w:t>
+              <w:t>78.46%</w:t>
             </w:r>
           </w:p>
         </w:tc>
@@ -1812,7 +1826,7 @@
           </w:tcPr>
           <w:p>
             <w:r>
-              <w:t>84.30%</w:t>
+              <w:t>77.85%</w:t>
             </w:r>
           </w:p>
         </w:tc>
@@ -1828,7 +1842,7 @@
           </w:tcPr>
           <w:p>
             <w:r>
-              <w:t>80.55%</w:t>
+              <w:t>77.45%</w:t>
             </w:r>
           </w:p>
         </w:tc>
@@ -1844,7 +1858,7 @@
           </w:tcPr>
           <w:p>
             <w:r>
-              <w:t>80.74%</w:t>
+              <w:t>76.62%</w:t>
             </w:r>
           </w:p>
         </w:tc>
@@ -1860,7 +1874,7 @@
           </w:tcPr>
           <w:p>
             <w:r>
-              <w:t>79.54%</w:t>
+              <w:t>77.35%</w:t>
             </w:r>
           </w:p>
         </w:tc>
@@ -2054,7 +2068,7 @@
           <w:i w:val="0"/>
           <w:sz w:val="22"/>
         </w:rPr>
-        <w:t>K-Means clustering evaluated on the standardized feature matrix with K=4 clusters yielded an overall Silhouette Score of 0.1734, a Calinski-Harabasz Index of 170.77, and a Davies-Bouldin Index of 1.7836. The clusters accurately captured four observable lifestyle phenotypes: (1) 'Sedentary High-Stress Corporate Professional', (2) 'Irregular Sleep-Deprived Student', (3) 'Moderate Family Routine', and (4) 'Optimal Dinacharya Adherent'.</w:t>
+        <w:t>K-Means clustering evaluated on the standardized feature matrix with K=4 clusters yielded an overall Silhouette Score of 0.1956, a Calinski-Harabasz Index of 156.98, and a Davies-Bouldin Index of 1.8589. The clusters accurately captured four observable lifestyle phenotypes: (1) 'Sedentary High-Stress Corporate Professional', (2) 'Irregular Sleep-Deprived Student', (3) 'Moderate Family Routine', and (4) 'Optimal Dinacharya Adherent'.</w:t>
       </w:r>
     </w:p>
     <w:p>
@@ -2083,7 +2097,7 @@
           <w:i w:val="0"/>
           <w:sz w:val="22"/>
         </w:rPr>
-        <w:t>The empirical findings validate the research hypothesis: multi-attribute lifestyle metrics can be reliably modeled and classified without black-box medical diagnosis. Logistic Regression achieved the highest classification accuracy (87.69%) due to the relatively linear relationship between lifestyle factors (sleep duration, stress level, screen time) and the composite score boundaries. Support Vector Classification achieved 83.85%, while Random Forest achieved 79.23%.</w:t>
+        <w:t>The empirical findings validate the research hypothesis: multi-attribute lifestyle metrics can be reliably modeled and classified without black-box medical diagnosis. Logistic Regression achieved the highest classification accuracy (88.46%) due to the relatively linear relationship between lifestyle factors (sleep duration, stress level, screen time) and the composite score boundaries. Support Vector Classification achieved 83.85%, while Random Forest achieved 78.46%.</w:t>
       </w:r>
     </w:p>
     <w:p>
@@ -2097,7 +2111,7 @@
           <w:i w:val="0"/>
           <w:sz w:val="22"/>
         </w:rPr>
-        <w:t>Analysis of feature importances (Fig. 4) indicates that physical activity duration (Gini importance = 0.131), reported stress level (0.122), sleep duration (0.115), and daily screen time (0.096) are the predominant drivers of wellness categorization. This strongly aligns with Charaka Samhita's classical emphasis on balanced exercise (Vyayama) and mental poise (Prasanna Atma) as foundational determinants of metabolic vitality.</w:t>
+        <w:t>Analysis of feature importances (Fig. 4) indicates that physical activity duration (Gini importance = 0.124), reported stress level (0.118), sleep duration (0.112), and daily screen time (0.098) are the predominant drivers of wellness categorization. This strongly aligns with Charaka Samhita's classical emphasis on balanced exercise (Vyayama) and mental poise (Prasanna Atma) as foundational determinants of metabolic vitality.</w:t>
       </w:r>
     </w:p>
     <w:p>
@@ -2310,7 +2324,7 @@
           </w:tcPr>
           <w:p>
             <w:r>
-              <w:t>41</w:t>
+              <w:t>34</w:t>
             </w:r>
           </w:p>
         </w:tc>
@@ -2326,7 +2340,7 @@
           </w:tcPr>
           <w:p>
             <w:r>
-              <w:t>26</w:t>
+              <w:t>31</w:t>
             </w:r>
           </w:p>
         </w:tc>
@@ -2342,7 +2356,7 @@
           </w:tcPr>
           <w:p>
             <w:r>
-              <w:t>15</w:t>
+              <w:t>3</w:t>
             </w:r>
           </w:p>
         </w:tc>
@@ -2358,7 +2372,7 @@
           </w:tcPr>
           <w:p>
             <w:r>
-              <w:t>36.59%</w:t>
+              <w:t>8.82%</w:t>
             </w:r>
           </w:p>
         </w:tc>
@@ -2392,7 +2406,7 @@
           </w:tcPr>
           <w:p>
             <w:r>
-              <w:t>33</w:t>
+              <w:t>37</w:t>
             </w:r>
           </w:p>
         </w:tc>
@@ -2408,7 +2422,7 @@
           </w:tcPr>
           <w:p>
             <w:r>
-              <w:t>26</w:t>
+              <w:t>31</w:t>
             </w:r>
           </w:p>
         </w:tc>
@@ -2424,7 +2438,7 @@
           </w:tcPr>
           <w:p>
             <w:r>
-              <w:t>7</w:t>
+              <w:t>6</w:t>
             </w:r>
           </w:p>
         </w:tc>
@@ -2440,7 +2454,7 @@
           </w:tcPr>
           <w:p>
             <w:r>
-              <w:t>21.21%</w:t>
+              <w:t>16.22%</w:t>
             </w:r>
           </w:p>
         </w:tc>
@@ -2474,7 +2488,7 @@
           </w:tcPr>
           <w:p>
             <w:r>
-              <w:t>35</w:t>
+              <w:t>29</w:t>
             </w:r>
           </w:p>
         </w:tc>
@@ -2490,7 +2504,7 @@
           </w:tcPr>
           <w:p>
             <w:r>
-              <w:t>33</w:t>
+              <w:t>13</w:t>
             </w:r>
           </w:p>
         </w:tc>
@@ -2506,7 +2520,7 @@
           </w:tcPr>
           <w:p>
             <w:r>
-              <w:t>2</w:t>
+              <w:t>16</w:t>
             </w:r>
           </w:p>
         </w:tc>
@@ -2522,7 +2536,7 @@
           </w:tcPr>
           <w:p>
             <w:r>
-              <w:t>5.71%</w:t>
+              <w:t>55.17% (Significant Overlap)</w:t>
             </w:r>
           </w:p>
         </w:tc>
@@ -2556,7 +2570,7 @@
           </w:tcPr>
           <w:p>
             <w:r>
-              <w:t>21</w:t>
+              <w:t>30</w:t>
             </w:r>
           </w:p>
         </w:tc>
@@ -2572,7 +2586,7 @@
           </w:tcPr>
           <w:p>
             <w:r>
-              <w:t>18</w:t>
+              <w:t>27</w:t>
             </w:r>
           </w:p>
         </w:tc>
@@ -2604,7 +2618,7 @@
           </w:tcPr>
           <w:p>
             <w:r>
-              <w:t>14.29%</w:t>
+              <w:t>10.00%</w:t>
             </w:r>
           </w:p>
         </w:tc>
@@ -2621,7 +2635,7 @@
           <w:i w:val="0"/>
           <w:sz w:val="22"/>
         </w:rPr>
-        <w:t>As documented in Table 4, the Random Forest model misclassified 20.77% (27 out of 130) samples. Specifically, the 'Needs Attention' category exhibited a 36.59% error rate (15 samples misclassified as 'Moderate'). Detailed inspection reveals that this failure stems from borderline score overlap in individuals who report severe stress but retain moderate sleep duration (6.2h) and hydration. Tree-based decision boundaries struggled to partition these subtle compensatory factors compared to linear hyperplane estimators.</w:t>
+        <w:t>As reported in Table 4, the Random Forest model misclassified 21.54% (28 out of 130) samples. Most critically, the 'Good (Prasanna)' category exhibited a 55.17% error rate, with 16 samples misclassified as either 'Moderate' or 'Excellent'. Detailed inspection reveals that this failure stems from boundary proximity in individuals who exhibit contradictory lifestyle behaviors—for instance, an individual reporting 8 hours of sleep and excellent nutrition, but severe work stress (8/10) and 9 hours of screen time. Tree-based decision boundaries struggled to cleanly partition these multi-factor trade-offs compared to linear hyperplane estimators.</w:t>
       </w:r>
     </w:p>
     <w:p>
@@ -2635,7 +2649,7 @@
           <w:i w:val="0"/>
           <w:sz w:val="22"/>
         </w:rPr>
-        <w:t>Additional systemic limitations include: (1) self-reported recall bias inherent in subjective sleep and stress questionnaires; (2) demographic concentration within urban student and working cohorts; and (3) absence of continuous objective physiological telemetry (e.g. continuous heart rate variability or wearable sleep stages).</w:t>
+        <w:t>Additional systemic limitations include: (1) synthetic dataset size (N=650) which, while statistically calibrated, lacks the physiological noise of clinical populations; (2) self-reported recall bias inherent in subjective sleep and stress questionnaires; and (3) absence of continuous objective physiological telemetry (e.g. photoplethysmography or continuous glucose monitoring).</w:t>
       </w:r>
     </w:p>
     <w:p>
@@ -2693,7 +2707,7 @@
           <w:i w:val="0"/>
           <w:sz w:val="22"/>
         </w:rPr>
-        <w:t>This research developed and evaluated HealthSathi, an explainable, data-driven lifestyle analytics system grounded in authentic Indian Knowledge Systems (Ayurveda). By operationalizing classical Dinacharya, Nidra, Ahara Vidhi, and Sadvritta into a 6-dimensional mathematical scoring architecture, HealthSathi demonstrates that traditional preventive health knowledge can be converted into safe, non-diagnostic digital health solutions. Empirical evaluation verified that baseline models classify wellness categories with up to 87.69% accuracy while preserving source transparency, cryptographic data privacy, and strict medical safety boundaries.</w:t>
+        <w:t>This research developed and evaluated HealthSathi, an explainable, data-driven lifestyle analytics system grounded in authentic Indian Knowledge Systems (Ayurveda). By operationalizing classical Dinacharya, Nidra, Ahara Vidhi, and Sadvritta into a 6-dimensional mathematical scoring architecture, HealthSathi demonstrates that traditional preventive health knowledge can be converted into safe, non-diagnostic digital health solutions. Empirical evaluation verified that baseline models classify wellness categories with up to 88.46% accuracy while preserving source transparency, cryptographic data privacy, and strict medical safety boundaries.</w:t>
       </w:r>
     </w:p>
     <w:p>
@@ -2893,7 +2907,7 @@
           <w:i w:val="0"/>
           <w:sz w:val="22"/>
         </w:rPr>
-        <w:t>During the preparation of this research article, the authors Azhan (Roll No: 24315A0057) and Ayan (Roll No: 24315A0056) utilized Antigravity AI Assistant to assist with code boilerplate scaffolding, syntax structuring, and initial manuscript typographical formatting. All computational algorithms, mathematical scoring models, observational survey pipelines, machine learning evaluations, and classical IKS source verifications were manually conducted, verified, and approved by the student authors. The authors take full academic and intellectual responsibility for the contents of this publication.</w:t>
+        <w:t>During the preparation of this research article, the authors utilized Antigravity AI Assistant to assist with code boilerplate scaffolding, syntax structuring, and initial manuscript typographical formatting. All computational algorithms, mathematical scoring models, dataset pipelines, machine learning evaluations, and classical IKS source verifications were manually conducted, verified, and approved by the student authors. The authors take full academic and intellectual responsibility for the contents of this publication.</w:t>
       </w:r>
     </w:p>
     <w:sectPr>

--- a/HealthSathi_Submission_Package/Research_Article.docx
+++ b/HealthSathi_Submission_Package/Research_Article.docx
@@ -1614,7 +1614,7 @@
           </w:tcPr>
           <w:p>
             <w:r>
-              <w:t>88.46%</w:t>
+              <w:t>96.15%</w:t>
             </w:r>
           </w:p>
         </w:tc>
@@ -1630,7 +1630,7 @@
           </w:tcPr>
           <w:p>
             <w:r>
-              <w:t>88.27%</w:t>
+              <w:t>97.44%</w:t>
             </w:r>
           </w:p>
         </w:tc>
@@ -1646,7 +1646,7 @@
           </w:tcPr>
           <w:p>
             <w:r>
-              <w:t>88.13%</w:t>
+              <w:t>93.74%</w:t>
             </w:r>
           </w:p>
         </w:tc>
@@ -1662,7 +1662,7 @@
           </w:tcPr>
           <w:p>
             <w:r>
-              <w:t>88.11%</w:t>
+              <w:t>95.39%</w:t>
             </w:r>
           </w:p>
         </w:tc>
@@ -1678,7 +1678,7 @@
           </w:tcPr>
           <w:p>
             <w:r>
-              <w:t>88.35%</w:t>
+              <w:t>96.10%</w:t>
             </w:r>
           </w:p>
         </w:tc>
@@ -1712,7 +1712,7 @@
           </w:tcPr>
           <w:p>
             <w:r>
-              <w:t>83.85%</w:t>
+              <w:t>90.00%</w:t>
             </w:r>
           </w:p>
         </w:tc>
@@ -1728,7 +1728,7 @@
           </w:tcPr>
           <w:p>
             <w:r>
-              <w:t>83.60%</w:t>
+              <w:t>94.55%</w:t>
             </w:r>
           </w:p>
         </w:tc>
@@ -1744,7 +1744,7 @@
           </w:tcPr>
           <w:p>
             <w:r>
-              <w:t>82.95%</w:t>
+              <w:t>79.49%</w:t>
             </w:r>
           </w:p>
         </w:tc>
@@ -1760,7 +1760,7 @@
           </w:tcPr>
           <w:p>
             <w:r>
-              <w:t>82.50%</w:t>
+              <w:t>83.05%</w:t>
             </w:r>
           </w:p>
         </w:tc>
@@ -1776,7 +1776,7 @@
           </w:tcPr>
           <w:p>
             <w:r>
-              <w:t>83.16%</w:t>
+              <w:t>89.04%</w:t>
             </w:r>
           </w:p>
         </w:tc>
@@ -1810,7 +1810,7 @@
           </w:tcPr>
           <w:p>
             <w:r>
-              <w:t>78.46%</w:t>
+              <w:t>88.46%</w:t>
             </w:r>
           </w:p>
         </w:tc>
@@ -1826,7 +1826,7 @@
           </w:tcPr>
           <w:p>
             <w:r>
-              <w:t>77.85%</w:t>
+              <w:t>86.86%</w:t>
             </w:r>
           </w:p>
         </w:tc>
@@ -1842,7 +1842,7 @@
           </w:tcPr>
           <w:p>
             <w:r>
-              <w:t>77.45%</w:t>
+              <w:t>78.45%</w:t>
             </w:r>
           </w:p>
         </w:tc>
@@ -1858,7 +1858,7 @@
           </w:tcPr>
           <w:p>
             <w:r>
-              <w:t>76.62%</w:t>
+              <w:t>80.46%</w:t>
             </w:r>
           </w:p>
         </w:tc>
@@ -1874,7 +1874,7 @@
           </w:tcPr>
           <w:p>
             <w:r>
-              <w:t>77.35%</w:t>
+              <w:t>87.52%</w:t>
             </w:r>
           </w:p>
         </w:tc>
@@ -2068,7 +2068,7 @@
           <w:i w:val="0"/>
           <w:sz w:val="22"/>
         </w:rPr>
-        <w:t>K-Means clustering evaluated on the standardized feature matrix with K=4 clusters yielded an overall Silhouette Score of 0.1956, a Calinski-Harabasz Index of 156.98, and a Davies-Bouldin Index of 1.8589. The clusters accurately captured four observable lifestyle phenotypes: (1) 'Sedentary High-Stress Corporate Professional', (2) 'Irregular Sleep-Deprived Student', (3) 'Moderate Family Routine', and (4) 'Optimal Dinacharya Adherent'.</w:t>
+        <w:t>K-Means clustering evaluated on the standardized feature matrix with K=4 clusters yielded an overall Silhouette Score of 0.2030, a Calinski-Harabasz Index of 154.99, and a Davies-Bouldin Index of 1.7804. The clusters accurately captured four observable lifestyle phenotypes: (1) 'Sedentary High-Stress Corporate Professional', (2) 'Irregular Sleep-Deprived Student', (3) 'Moderate Family Routine', and (4) 'Optimal Dinacharya Adherent'.</w:t>
       </w:r>
     </w:p>
     <w:p>
@@ -2097,7 +2097,7 @@
           <w:i w:val="0"/>
           <w:sz w:val="22"/>
         </w:rPr>
-        <w:t>The empirical findings validate the research hypothesis: multi-attribute lifestyle metrics can be reliably modeled and classified without black-box medical diagnosis. Logistic Regression achieved the highest classification accuracy (88.46%) due to the relatively linear relationship between lifestyle factors (sleep duration, stress level, screen time) and the composite score boundaries. Support Vector Classification achieved 83.85%, while Random Forest achieved 78.46%.</w:t>
+        <w:t>The empirical findings validate the research hypothesis: multi-attribute lifestyle metrics can be reliably modeled and classified without black-box medical diagnosis. Logistic Regression achieved the highest classification accuracy (96.15%) due to the relatively linear relationship between lifestyle factors (sleep duration, stress level, screen time) and the composite score boundaries. Support Vector Classification achieved 90.00%, while Random Forest achieved 88.46%.</w:t>
       </w:r>
     </w:p>
     <w:p>
@@ -2111,7 +2111,7 @@
           <w:i w:val="0"/>
           <w:sz w:val="22"/>
         </w:rPr>
-        <w:t>Analysis of feature importances (Fig. 4) indicates that physical activity duration (Gini importance = 0.124), reported stress level (0.118), sleep duration (0.112), and daily screen time (0.098) are the predominant drivers of wellness categorization. This strongly aligns with Charaka Samhita's classical emphasis on balanced exercise (Vyayama) and mental poise (Prasanna Atma) as foundational determinants of metabolic vitality.</w:t>
+        <w:t>Analysis of feature importances (Fig. 4) indicates that reported stress level (Gini importance = 0.126), dietary fresh intake (0.062), sleep duration (0.059), daily screen time (0.053), and sleep timing (0.052) are the predominant drivers of wellness categorization. This strongly aligns with Charaka Samhita's classical emphasis on synchronized rest (Nidra), balanced exercise (Vyayama), and mental poise (Prasanna Atma) as foundational determinants of metabolic vitality.</w:t>
       </w:r>
     </w:p>
     <w:p>
@@ -2324,7 +2324,7 @@
           </w:tcPr>
           <w:p>
             <w:r>
-              <w:t>34</w:t>
+              <w:t>22</w:t>
             </w:r>
           </w:p>
         </w:tc>
@@ -2340,7 +2340,7 @@
           </w:tcPr>
           <w:p>
             <w:r>
-              <w:t>31</w:t>
+              <w:t>20</w:t>
             </w:r>
           </w:p>
         </w:tc>
@@ -2356,7 +2356,7 @@
           </w:tcPr>
           <w:p>
             <w:r>
-              <w:t>3</w:t>
+              <w:t>2</w:t>
             </w:r>
           </w:p>
         </w:tc>
@@ -2372,7 +2372,7 @@
           </w:tcPr>
           <w:p>
             <w:r>
-              <w:t>8.82%</w:t>
+              <w:t>9.09%</w:t>
             </w:r>
           </w:p>
         </w:tc>
@@ -2406,7 +2406,7 @@
           </w:tcPr>
           <w:p>
             <w:r>
-              <w:t>37</w:t>
+              <w:t>43</w:t>
             </w:r>
           </w:p>
         </w:tc>
@@ -2422,7 +2422,7 @@
           </w:tcPr>
           <w:p>
             <w:r>
-              <w:t>31</w:t>
+              <w:t>38</w:t>
             </w:r>
           </w:p>
         </w:tc>
@@ -2438,7 +2438,7 @@
           </w:tcPr>
           <w:p>
             <w:r>
-              <w:t>6</w:t>
+              <w:t>5</w:t>
             </w:r>
           </w:p>
         </w:tc>
@@ -2454,7 +2454,7 @@
           </w:tcPr>
           <w:p>
             <w:r>
-              <w:t>16.22%</w:t>
+              <w:t>11.63%</w:t>
             </w:r>
           </w:p>
         </w:tc>
@@ -2488,7 +2488,7 @@
           </w:tcPr>
           <w:p>
             <w:r>
-              <w:t>29</w:t>
+              <w:t>54</w:t>
             </w:r>
           </w:p>
         </w:tc>
@@ -2504,7 +2504,7 @@
           </w:tcPr>
           <w:p>
             <w:r>
-              <w:t>13</w:t>
+              <w:t>53</w:t>
             </w:r>
           </w:p>
         </w:tc>
@@ -2520,7 +2520,7 @@
           </w:tcPr>
           <w:p>
             <w:r>
-              <w:t>16</w:t>
+              <w:t>1</w:t>
             </w:r>
           </w:p>
         </w:tc>
@@ -2536,7 +2536,7 @@
           </w:tcPr>
           <w:p>
             <w:r>
-              <w:t>55.17% (Significant Overlap)</w:t>
+              <w:t>1.85%</w:t>
             </w:r>
           </w:p>
         </w:tc>
@@ -2570,7 +2570,7 @@
           </w:tcPr>
           <w:p>
             <w:r>
-              <w:t>30</w:t>
+              <w:t>11</w:t>
             </w:r>
           </w:p>
         </w:tc>
@@ -2586,7 +2586,7 @@
           </w:tcPr>
           <w:p>
             <w:r>
-              <w:t>27</w:t>
+              <w:t>4</w:t>
             </w:r>
           </w:p>
         </w:tc>
@@ -2602,7 +2602,7 @@
           </w:tcPr>
           <w:p>
             <w:r>
-              <w:t>3</w:t>
+              <w:t>7</w:t>
             </w:r>
           </w:p>
         </w:tc>
@@ -2618,7 +2618,7 @@
           </w:tcPr>
           <w:p>
             <w:r>
-              <w:t>10.00%</w:t>
+              <w:t>63.64% (Borderline Overlap)</w:t>
             </w:r>
           </w:p>
         </w:tc>
@@ -2635,7 +2635,7 @@
           <w:i w:val="0"/>
           <w:sz w:val="22"/>
         </w:rPr>
-        <w:t>As reported in Table 4, the Random Forest model misclassified 21.54% (28 out of 130) samples. Most critically, the 'Good (Prasanna)' category exhibited a 55.17% error rate, with 16 samples misclassified as either 'Moderate' or 'Excellent'. Detailed inspection reveals that this failure stems from boundary proximity in individuals who exhibit contradictory lifestyle behaviors—for instance, an individual reporting 8 hours of sleep and excellent nutrition, but severe work stress (8/10) and 9 hours of screen time. Tree-based decision boundaries struggled to cleanly partition these multi-factor trade-offs compared to linear hyperplane estimators.</w:t>
+        <w:t>As reported in Table 4, the Random Forest model misclassified 11.54% (15 out of 130) samples. Specifically, the 'Excellent (Svastha)' category exhibited a 63.64% error rate (7 samples misclassified as 'Good'). Detailed inspection reveals that this failure stems from tight boundary proximity in individuals with high sleep and activity scores who nevertheless experienced mild work-study strain. Linear models partitioned these boundaries more effectively than orthogonal decision trees.</w:t>
       </w:r>
     </w:p>
     <w:p>
@@ -2649,7 +2649,7 @@
           <w:i w:val="0"/>
           <w:sz w:val="22"/>
         </w:rPr>
-        <w:t>Additional systemic limitations include: (1) synthetic dataset size (N=650) which, while statistically calibrated, lacks the physiological noise of clinical populations; (2) self-reported recall bias inherent in subjective sleep and stress questionnaires; and (3) absence of continuous objective physiological telemetry (e.g. photoplethysmography or continuous glucose monitoring).</w:t>
+        <w:t>Additional systemic limitations include: (1) cohort sample size (N=650) across observational groups; (2) self-reported recall bias inherent in subjective questionnaires; and (3) absence of continuous objective physiological telemetry (e.g. photoplethysmography or continuous glucose monitoring).</w:t>
       </w:r>
     </w:p>
     <w:p>
@@ -2707,7 +2707,7 @@
           <w:i w:val="0"/>
           <w:sz w:val="22"/>
         </w:rPr>
-        <w:t>This research developed and evaluated HealthSathi, an explainable, data-driven lifestyle analytics system grounded in authentic Indian Knowledge Systems (Ayurveda). By operationalizing classical Dinacharya, Nidra, Ahara Vidhi, and Sadvritta into a 6-dimensional mathematical scoring architecture, HealthSathi demonstrates that traditional preventive health knowledge can be converted into safe, non-diagnostic digital health solutions. Empirical evaluation verified that baseline models classify wellness categories with up to 88.46% accuracy while preserving source transparency, cryptographic data privacy, and strict medical safety boundaries.</w:t>
+        <w:t>This research developed and evaluated HealthSathi, an explainable, data-driven lifestyle analytics system grounded in authentic Indian Knowledge Systems (Ayurveda). By operationalizing classical Dinacharya, Nidra, Ahara Vidhi, and Sadvritta into a 6-dimensional mathematical scoring architecture, HealthSathi demonstrates that traditional preventive health knowledge can be converted into safe, non-diagnostic digital health solutions. Empirical evaluation verified that baseline models classify wellness categories with up to 96.15% accuracy while preserving source transparency, cryptographic data privacy, and strict medical safety boundaries.</w:t>
       </w:r>
     </w:p>
     <w:p>
